--- a/docs/04-reference-semantics/04_Java_References_Pass_By_Value_Wrappers_Arrays_String_and_Var.docx
+++ b/docs/04-reference-semantics/04_Java_References_Pass_By_Value_Wrappers_Arrays_String_and_Var.docx
@@ -2118,6 +2118,940 @@
       </w:tr>
     </w:tbl>
     <w:p/>
+    <w:p>
+      <w:r>
+        <w:br w:type="page"/>
+      </w:r>
+    </w:p>
+    <w:p>
+      <w:pPr>
+        <w:pStyle w:val="Heading1"/>
+      </w:pPr>
+      <w:r>
+        <w:t>Practice, Interview &amp; Revision</w:t>
+      </w:r>
+    </w:p>
+    <w:p>
+      <w:r>
+        <w:t>Hands-on practice for references, pass-by-value, wrappers, arrays, String and var.</w:t>
+      </w:r>
+    </w:p>
+    <w:p>
+      <w:pPr>
+        <w:pStyle w:val="Heading2"/>
+      </w:pPr>
+      <w:r>
+        <w:t>Practical Labs</w:t>
+      </w:r>
+    </w:p>
+    <w:p>
+      <w:pPr>
+        <w:pStyle w:val="Heading2"/>
+      </w:pPr>
+      <w:r>
+        <w:t>Lab 11 — Reference aliasing</w:t>
+      </w:r>
+    </w:p>
+    <w:p>
+      <w:r>
+        <w:t>Mutate one alias and observe the other.</w:t>
+      </w:r>
+    </w:p>
+    <w:p>
+      <w:pPr>
+        <w:pStyle w:val="CodeBlock"/>
+        <w:shd w:fill="F7F7F7"/>
+      </w:pPr>
+      <w:r>
+        <w:rPr>
+          <w:rFonts w:ascii="Consolas" w:hAnsi="Consolas"/>
+        </w:rPr>
+        <w:t>Employee a=new Employee();</w:t>
+      </w:r>
+      <w:r>
+        <w:br/>
+      </w:r>
+      <w:r>
+        <w:rPr>
+          <w:rFonts w:ascii="Consolas" w:hAnsi="Consolas"/>
+        </w:rPr>
+        <w:t>Employee b=a;</w:t>
+      </w:r>
+      <w:r>
+        <w:br/>
+      </w:r>
+      <w:r>
+        <w:rPr>
+          <w:rFonts w:ascii="Consolas" w:hAnsi="Consolas"/>
+        </w:rPr>
+        <w:t>b.age=40;</w:t>
+      </w:r>
+      <w:r>
+        <w:br/>
+      </w:r>
+      <w:r>
+        <w:rPr>
+          <w:rFonts w:ascii="Consolas" w:hAnsi="Consolas"/>
+        </w:rPr>
+        <w:t>System.out.println(a.age);</w:t>
+      </w:r>
+    </w:p>
+    <w:p>
+      <w:pPr>
+        <w:pStyle w:val="Heading2"/>
+      </w:pPr>
+      <w:r>
+        <w:t>Lab 12 — Reference reassignment</w:t>
+      </w:r>
+    </w:p>
+    <w:p>
+      <w:r>
+        <w:t>Reassign one alias to prove variables are independent.</w:t>
+      </w:r>
+    </w:p>
+    <w:p>
+      <w:pPr>
+        <w:pStyle w:val="CodeBlock"/>
+        <w:shd w:fill="F7F7F7"/>
+      </w:pPr>
+      <w:r>
+        <w:rPr>
+          <w:rFonts w:ascii="Consolas" w:hAnsi="Consolas"/>
+        </w:rPr>
+        <w:t>Employee a=new Employee();</w:t>
+      </w:r>
+      <w:r>
+        <w:br/>
+      </w:r>
+      <w:r>
+        <w:rPr>
+          <w:rFonts w:ascii="Consolas" w:hAnsi="Consolas"/>
+        </w:rPr>
+        <w:t>Employee b=a;</w:t>
+      </w:r>
+      <w:r>
+        <w:br/>
+      </w:r>
+      <w:r>
+        <w:rPr>
+          <w:rFonts w:ascii="Consolas" w:hAnsi="Consolas"/>
+        </w:rPr>
+        <w:t>b=new Employee();</w:t>
+      </w:r>
+    </w:p>
+    <w:p>
+      <w:pPr>
+        <w:pStyle w:val="Heading2"/>
+      </w:pPr>
+      <w:r>
+        <w:t>Lab 13 — Pass-by-value primitive</w:t>
+      </w:r>
+    </w:p>
+    <w:p>
+      <w:r>
+        <w:t>Reassign a primitive parameter and prove caller is unchanged.</w:t>
+      </w:r>
+    </w:p>
+    <w:p>
+      <w:pPr>
+        <w:pStyle w:val="CodeBlock"/>
+        <w:shd w:fill="F7F7F7"/>
+      </w:pPr>
+      <w:r>
+        <w:rPr>
+          <w:rFonts w:ascii="Consolas" w:hAnsi="Consolas"/>
+        </w:rPr>
+        <w:t>static void change(int x){x=100;}</w:t>
+      </w:r>
+    </w:p>
+    <w:p>
+      <w:pPr>
+        <w:pStyle w:val="Heading2"/>
+      </w:pPr>
+      <w:r>
+        <w:t>Lab 14 — Pass-by-value reference</w:t>
+      </w:r>
+    </w:p>
+    <w:p>
+      <w:r>
+        <w:t>Mutate through copied reference, then compare with parameter reassignment.</w:t>
+      </w:r>
+    </w:p>
+    <w:p>
+      <w:pPr>
+        <w:pStyle w:val="CodeBlock"/>
+        <w:shd w:fill="F7F7F7"/>
+      </w:pPr>
+      <w:r>
+        <w:rPr>
+          <w:rFonts w:ascii="Consolas" w:hAnsi="Consolas"/>
+        </w:rPr>
+        <w:t>static void mutate(Employee e){e.age=100;}</w:t>
+      </w:r>
+      <w:r>
+        <w:br/>
+      </w:r>
+      <w:r>
+        <w:rPr>
+          <w:rFonts w:ascii="Consolas" w:hAnsi="Consolas"/>
+        </w:rPr>
+        <w:t>static void replace(Employee e){e=new Employee();}</w:t>
+      </w:r>
+    </w:p>
+    <w:p>
+      <w:pPr>
+        <w:pStyle w:val="Heading2"/>
+      </w:pPr>
+      <w:r>
+        <w:t>Lab 15 — Null unboxing</w:t>
+      </w:r>
+    </w:p>
+    <w:p>
+      <w:r>
+        <w:t>Trigger the classic nullable wrapper NPE.</w:t>
+      </w:r>
+    </w:p>
+    <w:p>
+      <w:pPr>
+        <w:pStyle w:val="CodeBlock"/>
+        <w:shd w:fill="F7F7F7"/>
+      </w:pPr>
+      <w:r>
+        <w:rPr>
+          <w:rFonts w:ascii="Consolas" w:hAnsi="Consolas"/>
+        </w:rPr>
+        <w:t>Integer x=null;</w:t>
+      </w:r>
+      <w:r>
+        <w:br/>
+      </w:r>
+      <w:r>
+        <w:rPr>
+          <w:rFonts w:ascii="Consolas" w:hAnsi="Consolas"/>
+        </w:rPr>
+        <w:t>// int y=x;</w:t>
+      </w:r>
+    </w:p>
+    <w:p>
+      <w:pPr>
+        <w:pStyle w:val="Heading2"/>
+      </w:pPr>
+      <w:r>
+        <w:t>Lab 16 — Wrapper identity</w:t>
+      </w:r>
+    </w:p>
+    <w:p>
+      <w:r>
+        <w:t>Compare cached and non-cached Integer identity, then use equals.</w:t>
+      </w:r>
+    </w:p>
+    <w:p>
+      <w:pPr>
+        <w:pStyle w:val="CodeBlock"/>
+        <w:shd w:fill="F7F7F7"/>
+      </w:pPr>
+      <w:r>
+        <w:rPr>
+          <w:rFonts w:ascii="Consolas" w:hAnsi="Consolas"/>
+        </w:rPr>
+        <w:t>Integer a=100,b=100;</w:t>
+      </w:r>
+      <w:r>
+        <w:br/>
+      </w:r>
+      <w:r>
+        <w:rPr>
+          <w:rFonts w:ascii="Consolas" w:hAnsi="Consolas"/>
+        </w:rPr>
+        <w:t>Integer c=1000,d=1000;</w:t>
+      </w:r>
+    </w:p>
+    <w:p>
+      <w:pPr>
+        <w:pStyle w:val="Heading2"/>
+      </w:pPr>
+      <w:r>
+        <w:t>Lab 17 — final reference</w:t>
+      </w:r>
+    </w:p>
+    <w:p>
+      <w:r>
+        <w:t>Mutate object state but reject reference reassignment.</w:t>
+      </w:r>
+    </w:p>
+    <w:p>
+      <w:pPr>
+        <w:pStyle w:val="CodeBlock"/>
+        <w:shd w:fill="F7F7F7"/>
+      </w:pPr>
+      <w:r>
+        <w:rPr>
+          <w:rFonts w:ascii="Consolas" w:hAnsi="Consolas"/>
+        </w:rPr>
+        <w:t>final Employee e=new Employee();</w:t>
+      </w:r>
+      <w:r>
+        <w:br/>
+      </w:r>
+      <w:r>
+        <w:rPr>
+          <w:rFonts w:ascii="Consolas" w:hAnsi="Consolas"/>
+        </w:rPr>
+        <w:t>e.age=35;</w:t>
+      </w:r>
+      <w:r>
+        <w:br/>
+      </w:r>
+      <w:r>
+        <w:rPr>
+          <w:rFonts w:ascii="Consolas" w:hAnsi="Consolas"/>
+        </w:rPr>
+        <w:t>// e=new Employee();</w:t>
+      </w:r>
+    </w:p>
+    <w:p>
+      <w:pPr>
+        <w:pStyle w:val="Heading2"/>
+      </w:pPr>
+      <w:r>
+        <w:t>Lab 18 — Effectively final capture</w:t>
+      </w:r>
+    </w:p>
+    <w:p>
+      <w:r>
+        <w:t>Capture a local in a lambda, then make it non-effectively-final.</w:t>
+      </w:r>
+    </w:p>
+    <w:p>
+      <w:pPr>
+        <w:pStyle w:val="CodeBlock"/>
+        <w:shd w:fill="F7F7F7"/>
+      </w:pPr>
+      <w:r>
+        <w:rPr>
+          <w:rFonts w:ascii="Consolas" w:hAnsi="Consolas"/>
+        </w:rPr>
+        <w:t>int x=10;</w:t>
+      </w:r>
+      <w:r>
+        <w:br/>
+      </w:r>
+      <w:r>
+        <w:rPr>
+          <w:rFonts w:ascii="Consolas" w:hAnsi="Consolas"/>
+        </w:rPr>
+        <w:t>Runnable r=()-&gt;System.out.println(x);</w:t>
+      </w:r>
+      <w:r>
+        <w:br/>
+      </w:r>
+      <w:r>
+        <w:rPr>
+          <w:rFonts w:ascii="Consolas" w:hAnsi="Consolas"/>
+        </w:rPr>
+        <w:t>// x++;</w:t>
+      </w:r>
+    </w:p>
+    <w:p>
+      <w:pPr>
+        <w:pStyle w:val="Heading2"/>
+      </w:pPr>
+      <w:r>
+        <w:t>Lab 19 — Array defaults</w:t>
+      </w:r>
+    </w:p>
+    <w:p>
+      <w:r>
+        <w:t>Compare int[] defaults with Employee[] null defaults.</w:t>
+      </w:r>
+    </w:p>
+    <w:p>
+      <w:pPr>
+        <w:pStyle w:val="CodeBlock"/>
+        <w:shd w:fill="F7F7F7"/>
+      </w:pPr>
+      <w:r>
+        <w:rPr>
+          <w:rFonts w:ascii="Consolas" w:hAnsi="Consolas"/>
+        </w:rPr>
+        <w:t>int[] nums=new int[3];</w:t>
+      </w:r>
+      <w:r>
+        <w:br/>
+      </w:r>
+      <w:r>
+        <w:rPr>
+          <w:rFonts w:ascii="Consolas" w:hAnsi="Consolas"/>
+        </w:rPr>
+        <w:t>Employee[] es=new Employee[3];</w:t>
+      </w:r>
+    </w:p>
+    <w:p>
+      <w:pPr>
+        <w:pStyle w:val="Heading2"/>
+      </w:pPr>
+      <w:r>
+        <w:t>Lab 20 — Array covariance</w:t>
+      </w:r>
+    </w:p>
+    <w:p>
+      <w:r>
+        <w:t>Trigger ArrayStoreException.</w:t>
+      </w:r>
+    </w:p>
+    <w:p>
+      <w:pPr>
+        <w:pStyle w:val="CodeBlock"/>
+        <w:shd w:fill="F7F7F7"/>
+      </w:pPr>
+      <w:r>
+        <w:rPr>
+          <w:rFonts w:ascii="Consolas" w:hAnsi="Consolas"/>
+        </w:rPr>
+        <w:t>Dog[] dogs=new Dog[2];</w:t>
+      </w:r>
+      <w:r>
+        <w:br/>
+      </w:r>
+      <w:r>
+        <w:rPr>
+          <w:rFonts w:ascii="Consolas" w:hAnsi="Consolas"/>
+        </w:rPr>
+        <w:t>Animal[] animals=dogs;</w:t>
+      </w:r>
+      <w:r>
+        <w:br/>
+      </w:r>
+      <w:r>
+        <w:rPr>
+          <w:rFonts w:ascii="Consolas" w:hAnsi="Consolas"/>
+        </w:rPr>
+        <w:t>// animals[0]=new Cat();</w:t>
+      </w:r>
+    </w:p>
+    <w:p>
+      <w:pPr>
+        <w:pStyle w:val="Heading2"/>
+      </w:pPr>
+      <w:r>
+        <w:t>Lab 21 — String identity</w:t>
+      </w:r>
+    </w:p>
+    <w:p>
+      <w:r>
+        <w:t>Compare literal pooling and explicit new with == and equals.</w:t>
+      </w:r>
+    </w:p>
+    <w:p>
+      <w:pPr>
+        <w:pStyle w:val="CodeBlock"/>
+        <w:shd w:fill="F7F7F7"/>
+      </w:pPr>
+      <w:r>
+        <w:rPr>
+          <w:rFonts w:ascii="Consolas" w:hAnsi="Consolas"/>
+        </w:rPr>
+        <w:t>String a="Java", b="Java";</w:t>
+      </w:r>
+      <w:r>
+        <w:br/>
+      </w:r>
+      <w:r>
+        <w:rPr>
+          <w:rFonts w:ascii="Consolas" w:hAnsi="Consolas"/>
+        </w:rPr>
+        <w:t>String c=new String("Java");</w:t>
+      </w:r>
+    </w:p>
+    <w:p>
+      <w:pPr>
+        <w:pStyle w:val="Heading2"/>
+      </w:pPr>
+      <w:r>
+        <w:t>Lab 22 — var inference</w:t>
+      </w:r>
+    </w:p>
+    <w:p>
+      <w:r>
+        <w:t>Infer primitive, reference and array types and attempt incompatible reassignment.</w:t>
+      </w:r>
+    </w:p>
+    <w:p>
+      <w:pPr>
+        <w:pStyle w:val="CodeBlock"/>
+        <w:shd w:fill="F7F7F7"/>
+      </w:pPr>
+      <w:r>
+        <w:rPr>
+          <w:rFonts w:ascii="Consolas" w:hAnsi="Consolas"/>
+        </w:rPr>
+        <w:t>var a=10;</w:t>
+      </w:r>
+      <w:r>
+        <w:br/>
+      </w:r>
+      <w:r>
+        <w:rPr>
+          <w:rFonts w:ascii="Consolas" w:hAnsi="Consolas"/>
+        </w:rPr>
+        <w:t>var e=new Employee();</w:t>
+      </w:r>
+      <w:r>
+        <w:br/>
+      </w:r>
+      <w:r>
+        <w:rPr>
+          <w:rFonts w:ascii="Consolas" w:hAnsi="Consolas"/>
+        </w:rPr>
+        <w:t>var arr=new int[3];</w:t>
+      </w:r>
+    </w:p>
+    <w:p>
+      <w:pPr>
+        <w:pStyle w:val="Heading2"/>
+      </w:pPr>
+      <w:r>
+        <w:t>Senior/Staff Interview Scenarios</w:t>
+      </w:r>
+    </w:p>
+    <w:p>
+      <w:pPr>
+        <w:pStyle w:val="Heading2"/>
+      </w:pPr>
+      <w:r>
+        <w:t>Is Java pass-by-reference for objects?</w:t>
+      </w:r>
+    </w:p>
+    <w:p>
+      <w:r>
+        <w:t>No. Java copies the reference value; both variables can then reach the same object.</w:t>
+      </w:r>
+    </w:p>
+    <w:p>
+      <w:pPr>
+        <w:pStyle w:val="Heading2"/>
+      </w:pPr>
+      <w:r>
+        <w:t>Why can a method mutate a caller-visible object but not replace the caller variable?</w:t>
+      </w:r>
+    </w:p>
+    <w:p>
+      <w:r>
+        <w:t>Mutation follows the copied reference to shared state; reassignment changes only the callee parameter variable.</w:t>
+      </w:r>
+    </w:p>
+    <w:p>
+      <w:pPr>
+        <w:pStyle w:val="Heading2"/>
+      </w:pPr>
+      <w:r>
+        <w:t>Why can `Integer count=null; if(count&gt;0)` fail?</w:t>
+      </w:r>
+    </w:p>
+    <w:p>
+      <w:r>
+        <w:t>The comparison unboxes count; null unboxing throws NPE.</w:t>
+      </w:r>
+    </w:p>
+    <w:p>
+      <w:pPr>
+        <w:pStyle w:val="Heading2"/>
+      </w:pPr>
+      <w:r>
+        <w:t>Why not use Integer == for numeric equality?</w:t>
+      </w:r>
+    </w:p>
+    <w:p>
+      <w:r>
+        <w:t>== checks reference identity for two wrapper references, and caches can make identity appear value-like only for some values.</w:t>
+      </w:r>
+    </w:p>
+    <w:p>
+      <w:pPr>
+        <w:pStyle w:val="Heading2"/>
+      </w:pPr>
+      <w:r>
+        <w:t>What does `new Employee[100]` create?</w:t>
+      </w:r>
+    </w:p>
+    <w:p>
+      <w:r>
+        <w:t>One Employee[] object with 100 null reference slots; no Employee instances.</w:t>
+      </w:r>
+    </w:p>
+    <w:p>
+      <w:pPr>
+        <w:pStyle w:val="Heading2"/>
+      </w:pPr>
+      <w:r>
+        <w:t>Why can Dog[] assigned to Animal[] still throw ArrayStoreException?</w:t>
+      </w:r>
+    </w:p>
+    <w:p>
+      <w:r>
+        <w:t>Arrays are covariant but retain runtime component type, so incompatible stores are checked at runtime.</w:t>
+      </w:r>
+    </w:p>
+    <w:p>
+      <w:pPr>
+        <w:pStyle w:val="Heading2"/>
+      </w:pPr>
+      <w:r>
+        <w:t>Is String primitive?</w:t>
+      </w:r>
+    </w:p>
+    <w:p>
+      <w:r>
+        <w:t>No, String is a final reference type with literal syntax, immutability and pooling.</w:t>
+      </w:r>
+    </w:p>
+    <w:p>
+      <w:pPr>
+        <w:pStyle w:val="Heading2"/>
+      </w:pPr>
+      <w:r>
+        <w:t>Does var make Java dynamic?</w:t>
+      </w:r>
+    </w:p>
+    <w:p>
+      <w:r>
+        <w:t>No, the compiler infers a fixed static local-variable type.</w:t>
+      </w:r>
+    </w:p>
+    <w:p>
+      <w:pPr>
+        <w:pStyle w:val="Heading2"/>
+      </w:pPr>
+      <w:r>
+        <w:t>Are references raw addresses?</w:t>
+      </w:r>
+    </w:p>
+    <w:p>
+      <w:r>
+        <w:t>No language guarantee. JVMs can use compressed references and moving collectors.</w:t>
+      </w:r>
+    </w:p>
+    <w:p>
+      <w:pPr>
+        <w:pStyle w:val="Heading2"/>
+      </w:pPr>
+      <w:r>
+        <w:t>Recall Questions and Answer Key</w:t>
+      </w:r>
+    </w:p>
+    <w:p>
+      <w:pPr>
+        <w:pStyle w:val="Heading3"/>
+      </w:pPr>
+      <w:r>
+        <w:t>Q9. For `Employee a=new Employee(); Employee b=a;`, how many reference variables and Employee objects exist?</w:t>
+      </w:r>
+    </w:p>
+    <w:p>
+      <w:r>
+        <w:t>Two reference variables, one Employee object.</w:t>
+      </w:r>
+    </w:p>
+    <w:p>
+      <w:pPr>
+        <w:pStyle w:val="Heading3"/>
+      </w:pPr>
+      <w:r>
+        <w:t>Q10. Is Java pass-by-value or pass-by-reference? Why can a method that receives Employee mutate the caller-visible object?</w:t>
+      </w:r>
+    </w:p>
+    <w:p>
+      <w:r>
+        <w:t>Java is always pass-by-value. For references, the reference value is copied; caller and callee can therefore reach and mutate the same object.</w:t>
+      </w:r>
+    </w:p>
+    <w:p>
+      <w:pPr>
+        <w:pStyle w:val="Heading3"/>
+      </w:pPr>
+      <w:r>
+        <w:t>Q11. Why does assigning `e = new Employee()` inside a method not replace the caller’s Employee variable?</w:t>
+      </w:r>
+    </w:p>
+    <w:p>
+      <w:r>
+        <w:t>The parameter is a separate local variable. Reassigning it changes only the callee’s copy of the reference value.</w:t>
+      </w:r>
+    </w:p>
+    <w:p>
+      <w:pPr>
+        <w:pStyle w:val="Heading3"/>
+      </w:pPr>
+      <w:r>
+        <w:t>Q12. What happens in `Integer x=null; int y=x;`?</w:t>
+      </w:r>
+    </w:p>
+    <w:p>
+      <w:r>
+        <w:t>Runtime NullPointerException due to unboxing null.</w:t>
+      </w:r>
+    </w:p>
+    <w:p>
+      <w:pPr>
+        <w:pStyle w:val="Heading3"/>
+      </w:pPr>
+      <w:r>
+        <w:t>Q13. Why should two Integer values generally not be compared with `==`?</w:t>
+      </w:r>
+    </w:p>
+    <w:p>
+      <w:r>
+        <w:t>`==` compares wrapper reference identity; caches can make some values share instances. Use equals/Objects.equals for value equality.</w:t>
+      </w:r>
+    </w:p>
+    <w:p>
+      <w:pPr>
+        <w:pStyle w:val="Heading3"/>
+      </w:pPr>
+      <w:r>
+        <w:t>Q18. What does `Employee[] employees = new Employee[100];` create? Does it create 100 Employee objects?</w:t>
+      </w:r>
+    </w:p>
+    <w:p>
+      <w:r>
+        <w:t>One Employee[] array with 100 null reference slots; zero Employee objects.</w:t>
+      </w:r>
+    </w:p>
+    <w:p>
+      <w:pPr>
+        <w:pStyle w:val="Heading3"/>
+      </w:pPr>
+      <w:r>
+        <w:t>Q19. Is String primitive or reference type? For String, what is the difference between `==` and `equals()`?</w:t>
+      </w:r>
+    </w:p>
+    <w:p>
+      <w:r>
+        <w:t>String is a reference type. `==` compares identity; String.equals compares content.</w:t>
+      </w:r>
+    </w:p>
+    <w:p>
+      <w:pPr>
+        <w:pStyle w:val="Heading3"/>
+      </w:pPr>
+      <w:r>
+        <w:t>Q20. Does var make Java dynamically typed?</w:t>
+      </w:r>
+    </w:p>
+    <w:p>
+      <w:r>
+        <w:t>No. var performs compile-time local-variable type inference and the inferred type remains fixed.</w:t>
+      </w:r>
+    </w:p>
+    <w:p>
+      <w:pPr>
+        <w:pStyle w:val="Heading2"/>
+      </w:pPr>
+      <w:r>
+        <w:t>Code Challenges</w:t>
+      </w:r>
+    </w:p>
+    <w:p>
+      <w:pPr>
+        <w:pStyle w:val="Heading2"/>
+      </w:pPr>
+      <w:r>
+        <w:t>Challenge 2 — Pass-by-value and reassignment</w:t>
+      </w:r>
+    </w:p>
+    <w:p>
+      <w:pPr>
+        <w:pStyle w:val="CodeBlock"/>
+        <w:shd w:fill="F7F7F7"/>
+      </w:pPr>
+      <w:r>
+        <w:rPr>
+          <w:rFonts w:ascii="Consolas" w:hAnsi="Consolas"/>
+        </w:rPr>
+        <w:t>static void change(Employee e) {</w:t>
+      </w:r>
+      <w:r>
+        <w:br/>
+      </w:r>
+      <w:r>
+        <w:rPr>
+          <w:rFonts w:ascii="Consolas" w:hAnsi="Consolas"/>
+        </w:rPr>
+        <w:t xml:space="preserve">    e.age = 40;</w:t>
+      </w:r>
+      <w:r>
+        <w:br/>
+      </w:r>
+      <w:r>
+        <w:rPr>
+          <w:rFonts w:ascii="Consolas" w:hAnsi="Consolas"/>
+        </w:rPr>
+        <w:t xml:space="preserve">    e = new Employee();</w:t>
+      </w:r>
+      <w:r>
+        <w:br/>
+      </w:r>
+      <w:r>
+        <w:rPr>
+          <w:rFonts w:ascii="Consolas" w:hAnsi="Consolas"/>
+        </w:rPr>
+        <w:t xml:space="preserve">    e.age = 100;</w:t>
+      </w:r>
+      <w:r>
+        <w:br/>
+      </w:r>
+      <w:r>
+        <w:rPr>
+          <w:rFonts w:ascii="Consolas" w:hAnsi="Consolas"/>
+        </w:rPr>
+        <w:t>}</w:t>
+      </w:r>
+      <w:r>
+        <w:br/>
+      </w:r>
+      <w:r>
+        <w:rPr>
+          <w:rFonts w:ascii="Consolas" w:hAnsi="Consolas"/>
+        </w:rPr>
+      </w:r>
+      <w:r>
+        <w:br/>
+      </w:r>
+      <w:r>
+        <w:rPr>
+          <w:rFonts w:ascii="Consolas" w:hAnsi="Consolas"/>
+        </w:rPr>
+        <w:t>public static void main(String[] args) {</w:t>
+      </w:r>
+      <w:r>
+        <w:br/>
+      </w:r>
+      <w:r>
+        <w:rPr>
+          <w:rFonts w:ascii="Consolas" w:hAnsi="Consolas"/>
+        </w:rPr>
+        <w:t xml:space="preserve">    Employee emp = new Employee();</w:t>
+      </w:r>
+      <w:r>
+        <w:br/>
+      </w:r>
+      <w:r>
+        <w:rPr>
+          <w:rFonts w:ascii="Consolas" w:hAnsi="Consolas"/>
+        </w:rPr>
+        <w:t xml:space="preserve">    emp.age = 20;</w:t>
+      </w:r>
+      <w:r>
+        <w:br/>
+      </w:r>
+      <w:r>
+        <w:rPr>
+          <w:rFonts w:ascii="Consolas" w:hAnsi="Consolas"/>
+        </w:rPr>
+        <w:t xml:space="preserve">    change(emp);</w:t>
+      </w:r>
+      <w:r>
+        <w:br/>
+      </w:r>
+      <w:r>
+        <w:rPr>
+          <w:rFonts w:ascii="Consolas" w:hAnsi="Consolas"/>
+        </w:rPr>
+        <w:t xml:space="preserve">    System.out.println(emp.age);</w:t>
+      </w:r>
+      <w:r>
+        <w:br/>
+      </w:r>
+      <w:r>
+        <w:rPr>
+          <w:rFonts w:ascii="Consolas" w:hAnsi="Consolas"/>
+        </w:rPr>
+        <w:t>}</w:t>
+      </w:r>
+    </w:p>
+    <w:p>
+      <w:r>
+        <w:t>Predict the output and explain caller reference, parameter reference, shared-object mutation and parameter reassignment.</w:t>
+      </w:r>
+    </w:p>
+    <w:p>
+      <w:pPr>
+        <w:pStyle w:val="Heading3"/>
+      </w:pPr>
+      <w:r>
+        <w:t>Solution</w:t>
+      </w:r>
+    </w:p>
+    <w:p>
+      <w:r>
+        <w:t>It prints 40. Initially emp and parameter e contain copies of the same reference, so `e.age=40` mutates the shared first object. Then `e=new Employee()` only reassigns the callee parameter. Setting that second object’s age to 100 does not affect the caller variable emp.</w:t>
+      </w:r>
+    </w:p>
+    <w:p>
+      <w:pPr>
+        <w:pStyle w:val="Heading2"/>
+      </w:pPr>
+      <w:r>
+        <w:t>Challenge 4 — Null unboxing</w:t>
+      </w:r>
+    </w:p>
+    <w:p>
+      <w:pPr>
+        <w:pStyle w:val="CodeBlock"/>
+        <w:shd w:fill="F7F7F7"/>
+      </w:pPr>
+      <w:r>
+        <w:rPr>
+          <w:rFonts w:ascii="Consolas" w:hAnsi="Consolas"/>
+        </w:rPr>
+        <w:t>Integer a = null;</w:t>
+      </w:r>
+      <w:r>
+        <w:br/>
+      </w:r>
+      <w:r>
+        <w:rPr>
+          <w:rFonts w:ascii="Consolas" w:hAnsi="Consolas"/>
+        </w:rPr>
+        <w:t>if (a == 10) {</w:t>
+      </w:r>
+      <w:r>
+        <w:br/>
+      </w:r>
+      <w:r>
+        <w:rPr>
+          <w:rFonts w:ascii="Consolas" w:hAnsi="Consolas"/>
+        </w:rPr>
+        <w:t xml:space="preserve">    System.out.println("equal");</w:t>
+      </w:r>
+      <w:r>
+        <w:br/>
+      </w:r>
+      <w:r>
+        <w:rPr>
+          <w:rFonts w:ascii="Consolas" w:hAnsi="Consolas"/>
+        </w:rPr>
+        <w:t>}</w:t>
+      </w:r>
+    </w:p>
+    <w:p>
+      <w:r>
+        <w:t>Is this a compile-time error or runtime error? Explain the conversion performed by `==`.</w:t>
+      </w:r>
+    </w:p>
+    <w:p>
+      <w:pPr>
+        <w:pStyle w:val="Heading3"/>
+      </w:pPr>
+      <w:r>
+        <w:t>Solution</w:t>
+      </w:r>
+    </w:p>
+    <w:p>
+      <w:r>
+        <w:t>It compiles, then throws NullPointerException at runtime. Comparing Integer to primitive int requires unboxing a, conceptually like a.intValue(), which dereferences null.</w:t>
+      </w:r>
+    </w:p>
     <w:sectPr>
       <w:headerReference w:type="default" r:id="rId9"/>
       <w:footerReference w:type="default" r:id="rId10"/>
